--- a/exports/crosswalk-index.docx
+++ b/exports/crosswalk-index.docx
@@ -2,6 +2,32 @@
 <file path=word/document.xml><?xml version="1.0" encoding="utf-8"?>
 <w:document xmlns:w="http://schemas.openxmlformats.org/wordprocessingml/2006/main" xmlns:m="http://schemas.openxmlformats.org/officeDocument/2006/math" xmlns:r="http://schemas.openxmlformats.org/officeDocument/2006/relationships" xmlns:o="urn:schemas-microsoft-com:office:office" xmlns:v="urn:schemas-microsoft-com:vml" xmlns:w10="urn:schemas-microsoft-com:office:word" xmlns:a="http://schemas.openxmlformats.org/drawingml/2006/main" xmlns:pic="http://schemas.openxmlformats.org/drawingml/2006/picture" xmlns:wp="http://schemas.openxmlformats.org/drawingml/2006/wordprocessingDrawing">
   <w:body>
+    <w:sdt>
+      <w:sdtPr>
+        <w:docPartObj>
+          <w:docPartGallery w:val="Table of Contents"/>
+          <w:docPartUnique/>
+        </w:docPartObj>
+      </w:sdtPr>
+      <w:sdtContent>
+        <w:p>
+          <w:pPr>
+            <w:pStyle w:val="TOCHeading"/>
+          </w:pPr>
+          <w:r>
+            <w:t xml:space="preserve">Table of Contents</w:t>
+          </w:r>
+        </w:p>
+        <w:p>
+          <w:r>
+            <w:fldChar w:fldCharType="begin" w:dirty="true"/>
+            <w:instrText xml:space="preserve">TOC \o "1-3" \h \z \u</w:instrText>
+            <w:fldChar w:fldCharType="separate"/>
+            <w:fldChar w:fldCharType="end"/>
+          </w:r>
+        </w:p>
+      </w:sdtContent>
+    </w:sdt>
     <w:bookmarkStart w:id="41" w:name="uiao-crosswalk-index"/>
     <w:p>
       <w:pPr>
@@ -2207,13 +2233,15 @@
     <w:link w:val="VerbatimChar"/>
     <w:pPr>
       <w:wordWrap w:val="off"/>
+      <w:shd w:val="clear" w:fill="f8f8f8"/>
     </w:pPr>
   </w:style>
   <w:style w:type="character" w:customStyle="1" w:styleId="KeywordTok">
     <w:name w:val="KeywordTok"/>
     <w:basedOn w:val="VerbatimChar"/>
     <w:rPr>
-      <w:color w:val="007020"/>
+      <w:color w:val="204a87"/>
+      <w:shd w:val="clear" w:fill="f8f8f8"/>
       <w:b/>
     </w:rPr>
   </w:style>
@@ -2221,85 +2249,96 @@
     <w:name w:val="DataTypeTok"/>
     <w:basedOn w:val="VerbatimChar"/>
     <w:rPr>
-      <w:color w:val="902000"/>
+      <w:color w:val="204a87"/>
+      <w:shd w:val="clear" w:fill="f8f8f8"/>
     </w:rPr>
   </w:style>
   <w:style w:type="character" w:customStyle="1" w:styleId="DecValTok">
     <w:name w:val="DecValTok"/>
     <w:basedOn w:val="VerbatimChar"/>
     <w:rPr>
-      <w:color w:val="40a070"/>
+      <w:color w:val="0000cf"/>
+      <w:shd w:val="clear" w:fill="f8f8f8"/>
     </w:rPr>
   </w:style>
   <w:style w:type="character" w:customStyle="1" w:styleId="BaseNTok">
     <w:name w:val="BaseNTok"/>
     <w:basedOn w:val="VerbatimChar"/>
     <w:rPr>
-      <w:color w:val="40a070"/>
+      <w:color w:val="0000cf"/>
+      <w:shd w:val="clear" w:fill="f8f8f8"/>
     </w:rPr>
   </w:style>
   <w:style w:type="character" w:customStyle="1" w:styleId="FloatTok">
     <w:name w:val="FloatTok"/>
     <w:basedOn w:val="VerbatimChar"/>
     <w:rPr>
-      <w:color w:val="40a070"/>
+      <w:color w:val="0000cf"/>
+      <w:shd w:val="clear" w:fill="f8f8f8"/>
     </w:rPr>
   </w:style>
   <w:style w:type="character" w:customStyle="1" w:styleId="ConstantTok">
     <w:name w:val="ConstantTok"/>
     <w:basedOn w:val="VerbatimChar"/>
     <w:rPr>
-      <w:color w:val="880000"/>
+      <w:color w:val="8f5902"/>
+      <w:shd w:val="clear" w:fill="f8f8f8"/>
     </w:rPr>
   </w:style>
   <w:style w:type="character" w:customStyle="1" w:styleId="CharTok">
     <w:name w:val="CharTok"/>
     <w:basedOn w:val="VerbatimChar"/>
     <w:rPr>
-      <w:color w:val="4070a0"/>
+      <w:color w:val="4e9a06"/>
+      <w:shd w:val="clear" w:fill="f8f8f8"/>
     </w:rPr>
   </w:style>
   <w:style w:type="character" w:customStyle="1" w:styleId="SpecialCharTok">
     <w:name w:val="SpecialCharTok"/>
     <w:basedOn w:val="VerbatimChar"/>
     <w:rPr>
-      <w:color w:val="4070a0"/>
+      <w:color w:val="ce5c00"/>
+      <w:shd w:val="clear" w:fill="f8f8f8"/>
+      <w:b/>
     </w:rPr>
   </w:style>
   <w:style w:type="character" w:customStyle="1" w:styleId="StringTok">
     <w:name w:val="StringTok"/>
     <w:basedOn w:val="VerbatimChar"/>
     <w:rPr>
-      <w:color w:val="4070a0"/>
+      <w:color w:val="4e9a06"/>
+      <w:shd w:val="clear" w:fill="f8f8f8"/>
     </w:rPr>
   </w:style>
   <w:style w:type="character" w:customStyle="1" w:styleId="VerbatimStringTok">
     <w:name w:val="VerbatimStringTok"/>
     <w:basedOn w:val="VerbatimChar"/>
     <w:rPr>
-      <w:color w:val="4070a0"/>
+      <w:color w:val="4e9a06"/>
+      <w:shd w:val="clear" w:fill="f8f8f8"/>
     </w:rPr>
   </w:style>
   <w:style w:type="character" w:customStyle="1" w:styleId="SpecialStringTok">
     <w:name w:val="SpecialStringTok"/>
     <w:basedOn w:val="VerbatimChar"/>
     <w:rPr>
-      <w:color w:val="bb6688"/>
+      <w:color w:val="4e9a06"/>
+      <w:shd w:val="clear" w:fill="f8f8f8"/>
     </w:rPr>
   </w:style>
   <w:style w:type="character" w:customStyle="1" w:styleId="ImportTok">
     <w:name w:val="ImportTok"/>
     <w:basedOn w:val="VerbatimChar"/>
     <w:rPr>
-      <w:color w:val="008000"/>
-      <w:b/>
+      <w:shd w:val="clear" w:fill="f8f8f8"/>
     </w:rPr>
   </w:style>
   <w:style w:type="character" w:customStyle="1" w:styleId="CommentTok">
     <w:name w:val="CommentTok"/>
     <w:basedOn w:val="VerbatimChar"/>
     <w:rPr>
-      <w:color w:val="60a0b0"/>
+      <w:color w:val="8f5902"/>
+      <w:shd w:val="clear" w:fill="f8f8f8"/>
       <w:i/>
     </w:rPr>
   </w:style>
@@ -2307,7 +2346,9 @@
     <w:name w:val="DocumentationTok"/>
     <w:basedOn w:val="VerbatimChar"/>
     <w:rPr>
-      <w:color w:val="ba2121"/>
+      <w:color w:val="8f5902"/>
+      <w:shd w:val="clear" w:fill="f8f8f8"/>
+      <w:b/>
       <w:i/>
     </w:rPr>
   </w:style>
@@ -2315,7 +2356,8 @@
     <w:name w:val="AnnotationTok"/>
     <w:basedOn w:val="VerbatimChar"/>
     <w:rPr>
-      <w:color w:val="60a0b0"/>
+      <w:color w:val="8f5902"/>
+      <w:shd w:val="clear" w:fill="f8f8f8"/>
       <w:b/>
       <w:i/>
     </w:rPr>
@@ -2324,7 +2366,8 @@
     <w:name w:val="CommentVarTok"/>
     <w:basedOn w:val="VerbatimChar"/>
     <w:rPr>
-      <w:color w:val="60a0b0"/>
+      <w:color w:val="8f5902"/>
+      <w:shd w:val="clear" w:fill="f8f8f8"/>
       <w:b/>
       <w:i/>
     </w:rPr>
@@ -2333,28 +2376,33 @@
     <w:name w:val="OtherTok"/>
     <w:basedOn w:val="VerbatimChar"/>
     <w:rPr>
-      <w:color w:val="007020"/>
+      <w:color w:val="8f5902"/>
+      <w:shd w:val="clear" w:fill="f8f8f8"/>
     </w:rPr>
   </w:style>
   <w:style w:type="character" w:customStyle="1" w:styleId="FunctionTok">
     <w:name w:val="FunctionTok"/>
     <w:basedOn w:val="VerbatimChar"/>
     <w:rPr>
-      <w:color w:val="06287e"/>
+      <w:color w:val="204a87"/>
+      <w:shd w:val="clear" w:fill="f8f8f8"/>
+      <w:b/>
     </w:rPr>
   </w:style>
   <w:style w:type="character" w:customStyle="1" w:styleId="VariableTok">
     <w:name w:val="VariableTok"/>
     <w:basedOn w:val="VerbatimChar"/>
     <w:rPr>
-      <w:color w:val="19177c"/>
+      <w:color w:val="000000"/>
+      <w:shd w:val="clear" w:fill="f8f8f8"/>
     </w:rPr>
   </w:style>
   <w:style w:type="character" w:customStyle="1" w:styleId="ControlFlowTok">
     <w:name w:val="ControlFlowTok"/>
     <w:basedOn w:val="VerbatimChar"/>
     <w:rPr>
-      <w:color w:val="007020"/>
+      <w:color w:val="204a87"/>
+      <w:shd w:val="clear" w:fill="f8f8f8"/>
       <w:b/>
     </w:rPr>
   </w:style>
@@ -2362,45 +2410,55 @@
     <w:name w:val="OperatorTok"/>
     <w:basedOn w:val="VerbatimChar"/>
     <w:rPr>
-      <w:color w:val="666666"/>
+      <w:color w:val="ce5c00"/>
+      <w:shd w:val="clear" w:fill="f8f8f8"/>
+      <w:b/>
     </w:rPr>
   </w:style>
   <w:style w:type="character" w:customStyle="1" w:styleId="BuiltInTok">
     <w:name w:val="BuiltInTok"/>
     <w:basedOn w:val="VerbatimChar"/>
     <w:rPr>
-      <w:color w:val="008000"/>
+      <w:shd w:val="clear" w:fill="f8f8f8"/>
     </w:rPr>
   </w:style>
   <w:style w:type="character" w:customStyle="1" w:styleId="ExtensionTok">
     <w:name w:val="ExtensionTok"/>
     <w:basedOn w:val="VerbatimChar"/>
-    <w:rPr/>
+    <w:rPr>
+      <w:shd w:val="clear" w:fill="f8f8f8"/>
+    </w:rPr>
   </w:style>
   <w:style w:type="character" w:customStyle="1" w:styleId="PreprocessorTok">
     <w:name w:val="PreprocessorTok"/>
     <w:basedOn w:val="VerbatimChar"/>
     <w:rPr>
-      <w:color w:val="bc7a00"/>
+      <w:color w:val="8f5902"/>
+      <w:shd w:val="clear" w:fill="f8f8f8"/>
+      <w:i/>
     </w:rPr>
   </w:style>
   <w:style w:type="character" w:customStyle="1" w:styleId="AttributeTok">
     <w:name w:val="AttributeTok"/>
     <w:basedOn w:val="VerbatimChar"/>
     <w:rPr>
-      <w:color w:val="7d9029"/>
+      <w:color w:val="204a87"/>
+      <w:shd w:val="clear" w:fill="f8f8f8"/>
     </w:rPr>
   </w:style>
   <w:style w:type="character" w:customStyle="1" w:styleId="RegionMarkerTok">
     <w:name w:val="RegionMarkerTok"/>
     <w:basedOn w:val="VerbatimChar"/>
-    <w:rPr/>
+    <w:rPr>
+      <w:shd w:val="clear" w:fill="f8f8f8"/>
+    </w:rPr>
   </w:style>
   <w:style w:type="character" w:customStyle="1" w:styleId="InformationTok">
     <w:name w:val="InformationTok"/>
     <w:basedOn w:val="VerbatimChar"/>
     <w:rPr>
-      <w:color w:val="60a0b0"/>
+      <w:color w:val="8f5902"/>
+      <w:shd w:val="clear" w:fill="f8f8f8"/>
       <w:b/>
       <w:i/>
     </w:rPr>
@@ -2409,7 +2467,8 @@
     <w:name w:val="WarningTok"/>
     <w:basedOn w:val="VerbatimChar"/>
     <w:rPr>
-      <w:color w:val="60a0b0"/>
+      <w:color w:val="8f5902"/>
+      <w:shd w:val="clear" w:fill="f8f8f8"/>
       <w:b/>
       <w:i/>
     </w:rPr>
@@ -2418,22 +2477,25 @@
     <w:name w:val="AlertTok"/>
     <w:basedOn w:val="VerbatimChar"/>
     <w:rPr>
-      <w:color w:val="ff0000"/>
-      <w:b/>
+      <w:color w:val="ef2929"/>
+      <w:shd w:val="clear" w:fill="f8f8f8"/>
     </w:rPr>
   </w:style>
   <w:style w:type="character" w:customStyle="1" w:styleId="ErrorTok">
     <w:name w:val="ErrorTok"/>
     <w:basedOn w:val="VerbatimChar"/>
     <w:rPr>
-      <w:color w:val="ff0000"/>
+      <w:color w:val="a40000"/>
+      <w:shd w:val="clear" w:fill="f8f8f8"/>
       <w:b/>
     </w:rPr>
   </w:style>
   <w:style w:type="character" w:customStyle="1" w:styleId="NormalTok">
     <w:name w:val="NormalTok"/>
     <w:basedOn w:val="VerbatimChar"/>
-    <w:rPr/>
+    <w:rPr>
+      <w:shd w:val="clear" w:fill="f8f8f8"/>
+    </w:rPr>
   </w:style>
 </w:styles>
 </file>
